--- a/submission_files/10_Software_Requirements_Specification_SRS.docx
+++ b/submission_files/10_Software_Requirements_Specification_SRS.docx
@@ -159,7 +159,7 @@
                 <w:b/>
                 <w:sz w:val="19"/>
               </w:rPr>
-              <w:t>Candidate Name &amp; ID:</w:t>
+              <w:t>Candidate Name:</w:t>
             </w:r>
           </w:p>
         </w:tc>
@@ -172,7 +172,7 @@
               <w:rPr>
                 <w:sz w:val="19"/>
               </w:rPr>
-              <w:t>[Student Full Name] | ID: [Student Roll / LMS ID]</w:t>
+              <w:t>Anshu Kumar</w:t>
             </w:r>
           </w:p>
         </w:tc>
@@ -202,35 +202,6 @@
                 <w:sz w:val="19"/>
               </w:rPr>
               <w:t>HCL Career Shaper COE &amp; NASSCOM FutureSkills Prime</w:t>
-            </w:r>
-          </w:p>
-        </w:tc>
-      </w:tr>
-      <w:tr>
-        <w:tc>
-          <w:tcPr>
-            <w:tcW w:type="dxa" w:w="4896"/>
-          </w:tcPr>
-          <w:p>
-            <w:r>
-              <w:rPr>
-                <w:b/>
-                <w:sz w:val="19"/>
-              </w:rPr>
-              <w:t>Release Version &amp; Date:</w:t>
-            </w:r>
-          </w:p>
-        </w:tc>
-        <w:tc>
-          <w:tcPr>
-            <w:tcW w:type="dxa" w:w="4896"/>
-          </w:tcPr>
-          <w:p>
-            <w:r>
-              <w:rPr>
-                <w:sz w:val="19"/>
-              </w:rPr>
-              <w:t>Version 1.0 (Production Release) | 1st November 2026</w:t>
             </w:r>
           </w:p>
         </w:tc>
